--- a/physics/1110/labs/lab6/Lab 6 - Using PhyPHOX to Measure coefficient of friction between surfaces - Analysis (1).docx
+++ b/physics/1110/labs/lab6/Lab 6 - Using PhyPHOX to Measure coefficient of friction between surfaces - Analysis (1).docx
@@ -33,9 +33,7 @@
         </w:rPr>
       </w:pPr>
       <w:r>
-        <w:rPr>
-          <w:color w:val="FFFFFF"/>
-        </w:rPr>
+        <w:rPr/>
         <mc:AlternateContent>
           <mc:Choice Requires="wpg">
             <w:drawing>
@@ -65,9 +63,15 @@
                           </a:xfrm>
                           <a:custGeom>
                             <a:avLst/>
-                            <a:gdLst/>
+                            <a:gdLst>
+                              <a:gd name="textAreaLeft" fmla="*/ 0 w 4082040"/>
+                              <a:gd name="textAreaRight" fmla="*/ 4082400 w 4082040"/>
+                              <a:gd name="textAreaTop" fmla="*/ 0 h 2880"/>
+                              <a:gd name="textAreaBottom" fmla="*/ 3240 h 2880"/>
+                            </a:gdLst>
                             <a:ahLst/>
-                            <a:rect l="l" t="t" r="r" b="b"/>
+                            <a:cxnLst/>
+                            <a:rect l="textAreaLeft" t="textAreaTop" r="textAreaRight" b="textAreaBottom"/>
                             <a:pathLst>
                               <a:path w="7199999" h="0">
                                 <a:moveTo>
@@ -180,16 +184,7 @@
           <w:color w:val="FFFFFF"/>
           <w:sz w:val="24"/>
         </w:rPr>
-        <w:t xml:space="preserve">I predict that the coefficient of static friction will be bigger, as </w:t>
-      </w:r>
-      <w:r>
-        <w:rPr>
-          <w:rFonts w:cs="Times New Roman" w:ascii="Times New Roman" w:hAnsi="Times New Roman"/>
-          <w:bCs/>
-          <w:color w:val="FFFFFF"/>
-          <w:sz w:val="24"/>
-        </w:rPr>
-        <w:t>it takes more effort to make an object start moving than it does to maintain its movement.</w:t>
+        <w:t>I predict that the coefficient of static friction will be bigger, as it takes more effort to make an object start moving than it does to maintain its movement.</w:t>
       </w:r>
     </w:p>
     <w:p>
@@ -321,6 +316,98 @@
           <w:color w:val="FFFFFF"/>
           <w:sz w:val="24"/>
         </w:rPr>
+        <w:drawing>
+          <wp:anchor behindDoc="0" distT="0" distB="0" distL="0" distR="0" simplePos="0" locked="0" layoutInCell="0" allowOverlap="1" relativeHeight="3">
+            <wp:simplePos x="0" y="0"/>
+            <wp:positionH relativeFrom="column">
+              <wp:align>center</wp:align>
+            </wp:positionH>
+            <wp:positionV relativeFrom="paragraph">
+              <wp:posOffset>635</wp:posOffset>
+            </wp:positionV>
+            <wp:extent cx="5440680" cy="3698240"/>
+            <wp:effectExtent l="0" t="0" r="0" b="0"/>
+            <wp:wrapSquare wrapText="largest"/>
+            <wp:docPr id="3" name="Image1" descr=""/>
+            <wp:cNvGraphicFramePr>
+              <a:graphicFrameLocks xmlns:a="http://schemas.openxmlformats.org/drawingml/2006/main" noChangeAspect="1"/>
+            </wp:cNvGraphicFramePr>
+            <a:graphic xmlns:a="http://schemas.openxmlformats.org/drawingml/2006/main">
+              <a:graphicData uri="http://schemas.openxmlformats.org/drawingml/2006/picture">
+                <pic:pic xmlns:pic="http://schemas.openxmlformats.org/drawingml/2006/picture">
+                  <pic:nvPicPr>
+                    <pic:cNvPr id="3" name="Image1" descr=""/>
+                    <pic:cNvPicPr>
+                      <a:picLocks noChangeAspect="1" noChangeArrowheads="1"/>
+                    </pic:cNvPicPr>
+                  </pic:nvPicPr>
+                  <pic:blipFill>
+                    <a:blip r:embed="rId2"/>
+                    <a:stretch>
+                      <a:fillRect/>
+                    </a:stretch>
+                  </pic:blipFill>
+                  <pic:spPr bwMode="auto">
+                    <a:xfrm>
+                      <a:off x="0" y="0"/>
+                      <a:ext cx="5440680" cy="3698240"/>
+                    </a:xfrm>
+                    <a:prstGeom prst="rect">
+                      <a:avLst/>
+                    </a:prstGeom>
+                    <a:noFill/>
+                  </pic:spPr>
+                </pic:pic>
+              </a:graphicData>
+            </a:graphic>
+          </wp:anchor>
+        </w:drawing>
+        <w:drawing>
+          <wp:anchor behindDoc="0" distT="0" distB="0" distL="0" distR="0" simplePos="0" locked="0" layoutInCell="0" allowOverlap="1" relativeHeight="4">
+            <wp:simplePos x="0" y="0"/>
+            <wp:positionH relativeFrom="column">
+              <wp:align>center</wp:align>
+            </wp:positionH>
+            <wp:positionV relativeFrom="paragraph">
+              <wp:posOffset>635</wp:posOffset>
+            </wp:positionV>
+            <wp:extent cx="5440680" cy="2247265"/>
+            <wp:effectExtent l="0" t="0" r="0" b="0"/>
+            <wp:wrapSquare wrapText="largest"/>
+            <wp:docPr id="4" name="Image2" descr=""/>
+            <wp:cNvGraphicFramePr>
+              <a:graphicFrameLocks xmlns:a="http://schemas.openxmlformats.org/drawingml/2006/main" noChangeAspect="1"/>
+            </wp:cNvGraphicFramePr>
+            <a:graphic xmlns:a="http://schemas.openxmlformats.org/drawingml/2006/main">
+              <a:graphicData uri="http://schemas.openxmlformats.org/drawingml/2006/picture">
+                <pic:pic xmlns:pic="http://schemas.openxmlformats.org/drawingml/2006/picture">
+                  <pic:nvPicPr>
+                    <pic:cNvPr id="4" name="Image2" descr=""/>
+                    <pic:cNvPicPr>
+                      <a:picLocks noChangeAspect="1" noChangeArrowheads="1"/>
+                    </pic:cNvPicPr>
+                  </pic:nvPicPr>
+                  <pic:blipFill>
+                    <a:blip r:embed="rId3"/>
+                    <a:stretch>
+                      <a:fillRect/>
+                    </a:stretch>
+                  </pic:blipFill>
+                  <pic:spPr bwMode="auto">
+                    <a:xfrm>
+                      <a:off x="0" y="0"/>
+                      <a:ext cx="5440680" cy="2247265"/>
+                    </a:xfrm>
+                    <a:prstGeom prst="rect">
+                      <a:avLst/>
+                    </a:prstGeom>
+                    <a:noFill/>
+                  </pic:spPr>
+                </pic:pic>
+              </a:graphicData>
+            </a:graphic>
+          </wp:anchor>
+        </w:drawing>
       </w:r>
       <w:r>
         <w:br w:type="page"/>
@@ -377,6 +464,7 @@
             <w:pPr>
               <w:pStyle w:val="Normal"/>
               <w:widowControl/>
+              <w:suppressAutoHyphens w:val="true"/>
               <w:spacing w:lineRule="auto" w:line="264" w:before="0" w:after="293"/>
               <w:ind w:hanging="0" w:left="0" w:right="104"/>
               <w:jc w:val="left"/>
@@ -410,27 +498,28 @@
             <w:pPr>
               <w:pStyle w:val="Normal"/>
               <w:widowControl/>
-              <w:spacing w:lineRule="auto" w:line="264" w:before="0" w:after="293"/>
-              <w:ind w:hanging="0" w:left="0" w:right="104"/>
-              <w:jc w:val="left"/>
-              <w:rPr>
-                <w:color w:val="FFFFFF"/>
-                <w:kern w:val="2"/>
-                <w:szCs w:val="24"/>
-                <w:lang w:val="en-US" w:eastAsia="en-US" w:bidi="ar-SA"/>
-              </w:rPr>
-            </w:pPr>
-            <w:r>
-              <w:rPr>
-                <w:rFonts w:cs="Times New Roman" w:ascii="Times New Roman" w:hAnsi="Times New Roman"/>
-                <w:bCs/>
-                <w:color w:val="FFFFFF"/>
-                <w:kern w:val="2"/>
-                <w:sz w:val="24"/>
-                <w:szCs w:val="24"/>
-                <w:lang w:val="en-US" w:eastAsia="en-US" w:bidi="ar-SA"/>
-              </w:rPr>
-              <w:t xml:space="preserve">Measurement </w:t>
+              <w:suppressAutoHyphens w:val="true"/>
+              <w:spacing w:lineRule="auto" w:line="264" w:before="0" w:after="293"/>
+              <w:ind w:hanging="0" w:left="0" w:right="104"/>
+              <w:jc w:val="left"/>
+              <w:rPr>
+                <w:color w:val="FFFFFF"/>
+                <w:kern w:val="2"/>
+                <w:szCs w:val="24"/>
+                <w:lang w:val="en-US" w:eastAsia="en-US" w:bidi="ar-SA"/>
+              </w:rPr>
+            </w:pPr>
+            <w:r>
+              <w:rPr>
+                <w:rFonts w:cs="Times New Roman" w:ascii="Times New Roman" w:hAnsi="Times New Roman"/>
+                <w:bCs/>
+                <w:color w:val="FFFFFF"/>
+                <w:kern w:val="2"/>
+                <w:sz w:val="24"/>
+                <w:szCs w:val="24"/>
+                <w:lang w:val="en-US" w:eastAsia="en-US" w:bidi="ar-SA"/>
+              </w:rPr>
+              <w:t>Measurement</w:t>
             </w:r>
           </w:p>
         </w:tc>
@@ -443,6 +532,7 @@
             <w:pPr>
               <w:pStyle w:val="Normal"/>
               <w:widowControl/>
+              <w:suppressAutoHyphens w:val="true"/>
               <w:spacing w:lineRule="auto" w:line="264" w:before="0" w:after="293"/>
               <w:ind w:hanging="0" w:left="0" w:right="104"/>
               <w:jc w:val="left"/>
@@ -479,6 +569,7 @@
             <w:pPr>
               <w:pStyle w:val="Normal"/>
               <w:widowControl/>
+              <w:suppressAutoHyphens w:val="true"/>
               <w:spacing w:lineRule="auto" w:line="264" w:before="0" w:after="293"/>
               <w:ind w:hanging="0" w:left="0" w:right="104"/>
               <w:jc w:val="left"/>
@@ -512,6 +603,7 @@
             <w:pPr>
               <w:pStyle w:val="Normal"/>
               <w:widowControl/>
+              <w:suppressAutoHyphens w:val="true"/>
               <w:spacing w:lineRule="auto" w:line="264" w:before="0" w:after="293"/>
               <w:ind w:hanging="0" w:left="0" w:right="104"/>
               <w:jc w:val="left"/>
@@ -535,6 +627,7 @@
                 <w:szCs w:val="24"/>
                 <w:lang w:val="en-US" w:eastAsia="en-US" w:bidi="ar-SA"/>
               </w:rPr>
+              <w:t>220</w:t>
             </w:r>
           </w:p>
         </w:tc>
@@ -547,6 +640,7 @@
             <w:pPr>
               <w:pStyle w:val="Normal"/>
               <w:widowControl/>
+              <w:suppressAutoHyphens w:val="true"/>
               <w:spacing w:lineRule="auto" w:line="264" w:before="0" w:after="293"/>
               <w:ind w:hanging="0" w:left="0" w:right="104"/>
               <w:jc w:val="left"/>
@@ -570,6 +664,7 @@
                 <w:szCs w:val="24"/>
                 <w:lang w:val="en-US" w:eastAsia="en-US" w:bidi="ar-SA"/>
               </w:rPr>
+              <w:t>grams</w:t>
             </w:r>
           </w:p>
         </w:tc>
@@ -585,6 +680,7 @@
             <w:pPr>
               <w:pStyle w:val="Normal"/>
               <w:widowControl/>
+              <w:suppressAutoHyphens w:val="true"/>
               <w:spacing w:lineRule="auto" w:line="264" w:before="0" w:after="293"/>
               <w:ind w:hanging="0" w:left="0" w:right="104"/>
               <w:jc w:val="left"/>
@@ -618,6 +714,7 @@
             <w:pPr>
               <w:pStyle w:val="Normal"/>
               <w:widowControl/>
+              <w:suppressAutoHyphens w:val="true"/>
               <w:spacing w:lineRule="auto" w:line="264" w:before="0" w:after="293"/>
               <w:ind w:hanging="0" w:left="0" w:right="104"/>
               <w:jc w:val="left"/>
@@ -641,6 +738,7 @@
                 <w:szCs w:val="24"/>
                 <w:lang w:val="en-US" w:eastAsia="en-US" w:bidi="ar-SA"/>
               </w:rPr>
+              <w:t>427.9</w:t>
             </w:r>
           </w:p>
         </w:tc>
@@ -653,6 +751,7 @@
             <w:pPr>
               <w:pStyle w:val="Normal"/>
               <w:widowControl/>
+              <w:suppressAutoHyphens w:val="true"/>
               <w:spacing w:lineRule="auto" w:line="264" w:before="0" w:after="293"/>
               <w:ind w:hanging="0" w:left="0" w:right="104"/>
               <w:jc w:val="left"/>
@@ -676,6 +775,7 @@
                 <w:szCs w:val="24"/>
                 <w:lang w:val="en-US" w:eastAsia="en-US" w:bidi="ar-SA"/>
               </w:rPr>
+              <w:t>grams</w:t>
             </w:r>
           </w:p>
         </w:tc>
@@ -691,6 +791,7 @@
             <w:pPr>
               <w:pStyle w:val="Normal"/>
               <w:widowControl/>
+              <w:suppressAutoHyphens w:val="true"/>
               <w:spacing w:lineRule="auto" w:line="264" w:before="0" w:after="293"/>
               <w:ind w:hanging="0" w:left="0" w:right="104"/>
               <w:jc w:val="left"/>
@@ -724,6 +825,7 @@
             <w:pPr>
               <w:pStyle w:val="Normal"/>
               <w:widowControl/>
+              <w:suppressAutoHyphens w:val="true"/>
               <w:spacing w:lineRule="auto" w:line="264" w:before="0" w:after="293"/>
               <w:ind w:hanging="0" w:left="0" w:right="104"/>
               <w:jc w:val="left"/>
@@ -747,6 +849,7 @@
                 <w:szCs w:val="24"/>
                 <w:lang w:val="en-US" w:eastAsia="en-US" w:bidi="ar-SA"/>
               </w:rPr>
+              <w:t>647.9</w:t>
             </w:r>
           </w:p>
         </w:tc>
@@ -759,6 +862,7 @@
             <w:pPr>
               <w:pStyle w:val="Normal"/>
               <w:widowControl/>
+              <w:suppressAutoHyphens w:val="true"/>
               <w:spacing w:lineRule="auto" w:line="264" w:before="0" w:after="293"/>
               <w:ind w:hanging="0" w:left="0" w:right="104"/>
               <w:jc w:val="left"/>
@@ -782,6 +886,7 @@
                 <w:szCs w:val="24"/>
                 <w:lang w:val="en-US" w:eastAsia="en-US" w:bidi="ar-SA"/>
               </w:rPr>
+              <w:t>grams</w:t>
             </w:r>
           </w:p>
         </w:tc>
@@ -797,27 +902,28 @@
             <w:pPr>
               <w:pStyle w:val="Normal"/>
               <w:widowControl/>
-              <w:spacing w:lineRule="auto" w:line="264" w:before="0" w:after="293"/>
-              <w:ind w:hanging="0" w:left="0" w:right="104"/>
-              <w:jc w:val="left"/>
-              <w:rPr>
-                <w:color w:val="FFFFFF"/>
-                <w:kern w:val="2"/>
-                <w:szCs w:val="24"/>
-                <w:lang w:val="en-US" w:eastAsia="en-US" w:bidi="ar-SA"/>
-              </w:rPr>
-            </w:pPr>
-            <w:r>
-              <w:rPr>
-                <w:rFonts w:cs="Times New Roman" w:ascii="Times New Roman" w:hAnsi="Times New Roman"/>
-                <w:bCs/>
-                <w:color w:val="FFFFFF"/>
-                <w:kern w:val="2"/>
-                <w:sz w:val="24"/>
-                <w:szCs w:val="24"/>
-                <w:lang w:val="en-US" w:eastAsia="en-US" w:bidi="ar-SA"/>
-              </w:rPr>
-              <w:t xml:space="preserve">Hanging mass (including hanger) </w:t>
+              <w:suppressAutoHyphens w:val="true"/>
+              <w:spacing w:lineRule="auto" w:line="264" w:before="0" w:after="293"/>
+              <w:ind w:hanging="0" w:left="0" w:right="104"/>
+              <w:jc w:val="left"/>
+              <w:rPr>
+                <w:color w:val="FFFFFF"/>
+                <w:kern w:val="2"/>
+                <w:szCs w:val="24"/>
+                <w:lang w:val="en-US" w:eastAsia="en-US" w:bidi="ar-SA"/>
+              </w:rPr>
+            </w:pPr>
+            <w:r>
+              <w:rPr>
+                <w:rFonts w:cs="Times New Roman" w:ascii="Times New Roman" w:hAnsi="Times New Roman"/>
+                <w:bCs/>
+                <w:color w:val="FFFFFF"/>
+                <w:kern w:val="2"/>
+                <w:sz w:val="24"/>
+                <w:szCs w:val="24"/>
+                <w:lang w:val="en-US" w:eastAsia="en-US" w:bidi="ar-SA"/>
+              </w:rPr>
+              <w:t>Hanging mass (including hanger)</w:t>
             </w:r>
           </w:p>
         </w:tc>
@@ -830,6 +936,7 @@
             <w:pPr>
               <w:pStyle w:val="Normal"/>
               <w:widowControl/>
+              <w:suppressAutoHyphens w:val="true"/>
               <w:spacing w:lineRule="auto" w:line="264" w:before="0" w:after="293"/>
               <w:ind w:hanging="0" w:left="0" w:right="104"/>
               <w:jc w:val="left"/>
@@ -853,6 +960,7 @@
                 <w:szCs w:val="24"/>
                 <w:lang w:val="en-US" w:eastAsia="en-US" w:bidi="ar-SA"/>
               </w:rPr>
+              <w:t>149.5</w:t>
             </w:r>
           </w:p>
         </w:tc>
@@ -865,6 +973,7 @@
             <w:pPr>
               <w:pStyle w:val="Normal"/>
               <w:widowControl/>
+              <w:suppressAutoHyphens w:val="true"/>
               <w:spacing w:lineRule="auto" w:line="264" w:before="0" w:after="293"/>
               <w:ind w:hanging="0" w:left="0" w:right="104"/>
               <w:jc w:val="left"/>
@@ -888,6 +997,7 @@
                 <w:szCs w:val="24"/>
                 <w:lang w:val="en-US" w:eastAsia="en-US" w:bidi="ar-SA"/>
               </w:rPr>
+              <w:t>grams</w:t>
             </w:r>
           </w:p>
         </w:tc>
@@ -964,6 +1074,7 @@
           <w:color w:val="FFFFFF"/>
           <w:sz w:val="24"/>
         </w:rPr>
+        <w:t>u_s = hanging_mass / sled_mass = 94.4 / 647.9 = 0.146</w:t>
       </w:r>
     </w:p>
     <w:p>
@@ -1125,6 +1236,7 @@
           <w:color w:val="FFFFFF"/>
           <w:sz w:val="24"/>
         </w:rPr>
+        <w:t xml:space="preserve">0.146 </w:t>
       </w:r>
     </w:p>
     <w:p>
@@ -1276,6 +1388,52 @@
           <w:color w:val="FFFFFF"/>
           <w:sz w:val="24"/>
         </w:rPr>
+        <w:drawing>
+          <wp:anchor behindDoc="0" distT="0" distB="0" distL="0" distR="0" simplePos="0" locked="0" layoutInCell="0" allowOverlap="1" relativeHeight="5">
+            <wp:simplePos x="0" y="0"/>
+            <wp:positionH relativeFrom="column">
+              <wp:align>center</wp:align>
+            </wp:positionH>
+            <wp:positionV relativeFrom="paragraph">
+              <wp:posOffset>635</wp:posOffset>
+            </wp:positionV>
+            <wp:extent cx="5308600" cy="5210810"/>
+            <wp:effectExtent l="0" t="0" r="0" b="0"/>
+            <wp:wrapSquare wrapText="largest"/>
+            <wp:docPr id="5" name="Image3" descr=""/>
+            <wp:cNvGraphicFramePr>
+              <a:graphicFrameLocks xmlns:a="http://schemas.openxmlformats.org/drawingml/2006/main" noChangeAspect="1"/>
+            </wp:cNvGraphicFramePr>
+            <a:graphic xmlns:a="http://schemas.openxmlformats.org/drawingml/2006/main">
+              <a:graphicData uri="http://schemas.openxmlformats.org/drawingml/2006/picture">
+                <pic:pic xmlns:pic="http://schemas.openxmlformats.org/drawingml/2006/picture">
+                  <pic:nvPicPr>
+                    <pic:cNvPr id="5" name="Image3" descr=""/>
+                    <pic:cNvPicPr>
+                      <a:picLocks noChangeAspect="1" noChangeArrowheads="1"/>
+                    </pic:cNvPicPr>
+                  </pic:nvPicPr>
+                  <pic:blipFill>
+                    <a:blip r:embed="rId4"/>
+                    <a:stretch>
+                      <a:fillRect/>
+                    </a:stretch>
+                  </pic:blipFill>
+                  <pic:spPr bwMode="auto">
+                    <a:xfrm>
+                      <a:off x="0" y="0"/>
+                      <a:ext cx="5308600" cy="5210810"/>
+                    </a:xfrm>
+                    <a:prstGeom prst="rect">
+                      <a:avLst/>
+                    </a:prstGeom>
+                    <a:noFill/>
+                  </pic:spPr>
+                </pic:pic>
+              </a:graphicData>
+            </a:graphic>
+          </wp:anchor>
+        </w:drawing>
       </w:r>
     </w:p>
     <w:p>
@@ -1483,6 +1641,7 @@
             <w:pPr>
               <w:pStyle w:val="Normal"/>
               <w:widowControl/>
+              <w:suppressAutoHyphens w:val="true"/>
               <w:spacing w:lineRule="auto" w:line="264" w:before="0" w:after="293"/>
               <w:ind w:hanging="0" w:left="0" w:right="104"/>
               <w:jc w:val="left"/>
@@ -1516,27 +1675,28 @@
             <w:pPr>
               <w:pStyle w:val="Normal"/>
               <w:widowControl/>
-              <w:spacing w:lineRule="auto" w:line="264" w:before="0" w:after="293"/>
-              <w:ind w:hanging="0" w:left="0" w:right="104"/>
-              <w:jc w:val="left"/>
-              <w:rPr>
-                <w:color w:val="FFFFFF"/>
-                <w:kern w:val="2"/>
-                <w:szCs w:val="24"/>
-                <w:lang w:val="en-US" w:eastAsia="en-US" w:bidi="ar-SA"/>
-              </w:rPr>
-            </w:pPr>
-            <w:r>
-              <w:rPr>
-                <w:rFonts w:cs="Times New Roman" w:ascii="Times New Roman" w:hAnsi="Times New Roman"/>
-                <w:bCs/>
-                <w:color w:val="FFFFFF"/>
-                <w:kern w:val="2"/>
-                <w:sz w:val="24"/>
-                <w:szCs w:val="24"/>
-                <w:lang w:val="en-US" w:eastAsia="en-US" w:bidi="ar-SA"/>
-              </w:rPr>
-              <w:t xml:space="preserve">Measurement </w:t>
+              <w:suppressAutoHyphens w:val="true"/>
+              <w:spacing w:lineRule="auto" w:line="264" w:before="0" w:after="293"/>
+              <w:ind w:hanging="0" w:left="0" w:right="104"/>
+              <w:jc w:val="left"/>
+              <w:rPr>
+                <w:color w:val="FFFFFF"/>
+                <w:kern w:val="2"/>
+                <w:szCs w:val="24"/>
+                <w:lang w:val="en-US" w:eastAsia="en-US" w:bidi="ar-SA"/>
+              </w:rPr>
+            </w:pPr>
+            <w:r>
+              <w:rPr>
+                <w:rFonts w:cs="Times New Roman" w:ascii="Times New Roman" w:hAnsi="Times New Roman"/>
+                <w:bCs/>
+                <w:color w:val="FFFFFF"/>
+                <w:kern w:val="2"/>
+                <w:sz w:val="24"/>
+                <w:szCs w:val="24"/>
+                <w:lang w:val="en-US" w:eastAsia="en-US" w:bidi="ar-SA"/>
+              </w:rPr>
+              <w:t>Measurement</w:t>
             </w:r>
           </w:p>
         </w:tc>
@@ -1549,6 +1709,7 @@
             <w:pPr>
               <w:pStyle w:val="Normal"/>
               <w:widowControl/>
+              <w:suppressAutoHyphens w:val="true"/>
               <w:spacing w:lineRule="auto" w:line="264" w:before="0" w:after="293"/>
               <w:ind w:hanging="0" w:left="0" w:right="104"/>
               <w:jc w:val="left"/>
@@ -1585,6 +1746,7 @@
             <w:pPr>
               <w:pStyle w:val="Normal"/>
               <w:widowControl/>
+              <w:suppressAutoHyphens w:val="true"/>
               <w:spacing w:lineRule="auto" w:line="264" w:before="0" w:after="293"/>
               <w:ind w:hanging="0" w:left="0" w:right="104"/>
               <w:jc w:val="left"/>
@@ -1618,6 +1780,7 @@
             <w:pPr>
               <w:pStyle w:val="Normal"/>
               <w:widowControl/>
+              <w:suppressAutoHyphens w:val="true"/>
               <w:spacing w:lineRule="auto" w:line="264" w:before="0" w:after="293"/>
               <w:ind w:hanging="0" w:left="0" w:right="104"/>
               <w:jc w:val="left"/>
@@ -1641,6 +1804,7 @@
                 <w:szCs w:val="24"/>
                 <w:lang w:val="en-US" w:eastAsia="en-US" w:bidi="ar-SA"/>
               </w:rPr>
+              <w:t>647.9</w:t>
             </w:r>
           </w:p>
         </w:tc>
@@ -1653,6 +1817,7 @@
             <w:pPr>
               <w:pStyle w:val="Normal"/>
               <w:widowControl/>
+              <w:suppressAutoHyphens w:val="true"/>
               <w:spacing w:lineRule="auto" w:line="264" w:before="0" w:after="293"/>
               <w:ind w:hanging="0" w:left="0" w:right="104"/>
               <w:jc w:val="left"/>
@@ -1676,6 +1841,7 @@
                 <w:szCs w:val="24"/>
                 <w:lang w:val="en-US" w:eastAsia="en-US" w:bidi="ar-SA"/>
               </w:rPr>
+              <w:t>grams</w:t>
             </w:r>
           </w:p>
         </w:tc>
@@ -1691,27 +1857,28 @@
             <w:pPr>
               <w:pStyle w:val="Normal"/>
               <w:widowControl/>
-              <w:spacing w:lineRule="auto" w:line="264" w:before="0" w:after="293"/>
-              <w:ind w:hanging="0" w:left="0" w:right="104"/>
-              <w:jc w:val="left"/>
-              <w:rPr>
-                <w:color w:val="FFFFFF"/>
-                <w:kern w:val="2"/>
-                <w:szCs w:val="24"/>
-                <w:lang w:val="en-US" w:eastAsia="en-US" w:bidi="ar-SA"/>
-              </w:rPr>
-            </w:pPr>
-            <w:r>
-              <w:rPr>
-                <w:rFonts w:cs="Times New Roman" w:ascii="Times New Roman" w:hAnsi="Times New Roman"/>
-                <w:bCs/>
-                <w:color w:val="FFFFFF"/>
-                <w:kern w:val="2"/>
-                <w:sz w:val="24"/>
-                <w:szCs w:val="24"/>
-                <w:lang w:val="en-US" w:eastAsia="en-US" w:bidi="ar-SA"/>
-              </w:rPr>
-              <w:t xml:space="preserve">Hanging mass (including hanger) </w:t>
+              <w:suppressAutoHyphens w:val="true"/>
+              <w:spacing w:lineRule="auto" w:line="264" w:before="0" w:after="293"/>
+              <w:ind w:hanging="0" w:left="0" w:right="104"/>
+              <w:jc w:val="left"/>
+              <w:rPr>
+                <w:color w:val="FFFFFF"/>
+                <w:kern w:val="2"/>
+                <w:szCs w:val="24"/>
+                <w:lang w:val="en-US" w:eastAsia="en-US" w:bidi="ar-SA"/>
+              </w:rPr>
+            </w:pPr>
+            <w:r>
+              <w:rPr>
+                <w:rFonts w:cs="Times New Roman" w:ascii="Times New Roman" w:hAnsi="Times New Roman"/>
+                <w:bCs/>
+                <w:color w:val="FFFFFF"/>
+                <w:kern w:val="2"/>
+                <w:sz w:val="24"/>
+                <w:szCs w:val="24"/>
+                <w:lang w:val="en-US" w:eastAsia="en-US" w:bidi="ar-SA"/>
+              </w:rPr>
+              <w:t>Hanging mass (including hanger)</w:t>
             </w:r>
           </w:p>
         </w:tc>
@@ -1724,6 +1891,7 @@
             <w:pPr>
               <w:pStyle w:val="Normal"/>
               <w:widowControl/>
+              <w:suppressAutoHyphens w:val="true"/>
               <w:spacing w:lineRule="auto" w:line="264" w:before="0" w:after="293"/>
               <w:ind w:hanging="0" w:left="0" w:right="104"/>
               <w:jc w:val="left"/>
@@ -1747,6 +1915,7 @@
                 <w:szCs w:val="24"/>
                 <w:lang w:val="en-US" w:eastAsia="en-US" w:bidi="ar-SA"/>
               </w:rPr>
+              <w:t>149.5</w:t>
             </w:r>
           </w:p>
         </w:tc>
@@ -1759,6 +1928,7 @@
             <w:pPr>
               <w:pStyle w:val="Normal"/>
               <w:widowControl/>
+              <w:suppressAutoHyphens w:val="true"/>
               <w:spacing w:lineRule="auto" w:line="264" w:before="0" w:after="293"/>
               <w:ind w:hanging="0" w:left="0" w:right="104"/>
               <w:jc w:val="left"/>
@@ -1782,6 +1952,7 @@
                 <w:szCs w:val="24"/>
                 <w:lang w:val="en-US" w:eastAsia="en-US" w:bidi="ar-SA"/>
               </w:rPr>
+              <w:t>grams</w:t>
             </w:r>
           </w:p>
         </w:tc>
@@ -2140,6 +2311,26 @@
           <w:sz w:val="24"/>
         </w:rPr>
         <w:t>Report you’re A, B, and C fit values as well as your acceleration (Remember A = 1/2a) below.</w:t>
+      </w:r>
+    </w:p>
+    <w:p>
+      <w:pPr>
+        <w:pStyle w:val="ListParagraph"/>
+        <w:spacing w:lineRule="auto" w:line="264" w:before="0" w:after="293"/>
+        <w:ind w:hanging="360" w:left="1440" w:right="104"/>
+        <w:contextualSpacing/>
+        <w:jc w:val="left"/>
+        <w:rPr>
+          <w:color w:val="FFFFFF"/>
+        </w:rPr>
+      </w:pPr>
+      <w:r>
+        <w:rPr>
+          <w:rFonts w:cs="Times New Roman" w:ascii="Times New Roman" w:hAnsi="Times New Roman"/>
+          <w:bCs/>
+          <w:color w:val="FFFFFF"/>
+          <w:sz w:val="24"/>
+        </w:rPr>
       </w:r>
     </w:p>
     <w:p>
@@ -2231,8 +2422,8 @@
         <w:gridCol w:w="1709"/>
         <w:gridCol w:w="1710"/>
         <w:gridCol w:w="1709"/>
-        <w:gridCol w:w="1707"/>
-        <w:gridCol w:w="1713"/>
+        <w:gridCol w:w="1706"/>
+        <w:gridCol w:w="1714"/>
       </w:tblGrid>
       <w:tr>
         <w:trPr/>
@@ -2245,6 +2436,7 @@
             <w:pPr>
               <w:pStyle w:val="Normal"/>
               <w:widowControl/>
+              <w:suppressAutoHyphens w:val="true"/>
               <w:spacing w:lineRule="auto" w:line="264" w:before="0" w:after="293"/>
               <w:ind w:hanging="0" w:left="0" w:right="104"/>
               <w:jc w:val="left"/>
@@ -2278,6 +2470,7 @@
             <w:pPr>
               <w:pStyle w:val="Normal"/>
               <w:widowControl/>
+              <w:suppressAutoHyphens w:val="true"/>
               <w:spacing w:lineRule="auto" w:line="264" w:before="0" w:after="293"/>
               <w:ind w:hanging="0" w:left="0" w:right="104"/>
               <w:jc w:val="left"/>
@@ -2311,6 +2504,7 @@
             <w:pPr>
               <w:pStyle w:val="Normal"/>
               <w:widowControl/>
+              <w:suppressAutoHyphens w:val="true"/>
               <w:spacing w:lineRule="auto" w:line="264" w:before="0" w:after="293"/>
               <w:ind w:hanging="0" w:left="0" w:right="104"/>
               <w:jc w:val="left"/>
@@ -2337,13 +2531,14 @@
         </w:tc>
         <w:tc>
           <w:tcPr>
-            <w:tcW w:w="1707" w:type="dxa"/>
-            <w:tcBorders/>
-          </w:tcPr>
-          <w:p>
-            <w:pPr>
-              <w:pStyle w:val="Normal"/>
-              <w:widowControl/>
+            <w:tcW w:w="1706" w:type="dxa"/>
+            <w:tcBorders/>
+          </w:tcPr>
+          <w:p>
+            <w:pPr>
+              <w:pStyle w:val="Normal"/>
+              <w:widowControl/>
+              <w:suppressAutoHyphens w:val="true"/>
               <w:spacing w:lineRule="auto" w:line="264" w:before="0" w:after="293"/>
               <w:ind w:hanging="0" w:left="0" w:right="104"/>
               <w:jc w:val="left"/>
@@ -2370,13 +2565,14 @@
         </w:tc>
         <w:tc>
           <w:tcPr>
-            <w:tcW w:w="1713" w:type="dxa"/>
-            <w:tcBorders/>
-          </w:tcPr>
-          <w:p>
-            <w:pPr>
-              <w:pStyle w:val="Normal"/>
-              <w:widowControl/>
+            <w:tcW w:w="1714" w:type="dxa"/>
+            <w:tcBorders/>
+          </w:tcPr>
+          <w:p>
+            <w:pPr>
+              <w:pStyle w:val="Normal"/>
+              <w:widowControl/>
+              <w:suppressAutoHyphens w:val="true"/>
               <w:spacing w:lineRule="auto" w:line="264" w:before="0" w:after="293"/>
               <w:ind w:hanging="0" w:left="0" w:right="104"/>
               <w:jc w:val="left"/>
@@ -2413,6 +2609,7 @@
             <w:pPr>
               <w:pStyle w:val="Normal"/>
               <w:widowControl/>
+              <w:suppressAutoHyphens w:val="true"/>
               <w:spacing w:lineRule="auto" w:line="264" w:before="0" w:after="293"/>
               <w:ind w:hanging="0" w:left="0" w:right="104"/>
               <w:jc w:val="left"/>
@@ -2446,6 +2643,7 @@
             <w:pPr>
               <w:pStyle w:val="Normal"/>
               <w:widowControl/>
+              <w:suppressAutoHyphens w:val="true"/>
               <w:spacing w:lineRule="auto" w:line="264" w:before="0" w:after="293"/>
               <w:ind w:hanging="0" w:left="0" w:right="104"/>
               <w:jc w:val="left"/>
@@ -2469,6 +2667,7 @@
                 <w:szCs w:val="24"/>
                 <w:lang w:val="en-US" w:eastAsia="en-US" w:bidi="ar-SA"/>
               </w:rPr>
+              <w:t>0.51</w:t>
             </w:r>
           </w:p>
         </w:tc>
@@ -2481,6 +2680,7 @@
             <w:pPr>
               <w:pStyle w:val="Normal"/>
               <w:widowControl/>
+              <w:suppressAutoHyphens w:val="true"/>
               <w:spacing w:lineRule="auto" w:line="264" w:before="0" w:after="293"/>
               <w:ind w:hanging="0" w:left="0" w:right="104"/>
               <w:jc w:val="left"/>
@@ -2504,18 +2704,20 @@
                 <w:szCs w:val="24"/>
                 <w:lang w:val="en-US" w:eastAsia="en-US" w:bidi="ar-SA"/>
               </w:rPr>
-            </w:r>
-          </w:p>
-        </w:tc>
-        <w:tc>
-          <w:tcPr>
-            <w:tcW w:w="1707" w:type="dxa"/>
-            <w:tcBorders/>
-          </w:tcPr>
-          <w:p>
-            <w:pPr>
-              <w:pStyle w:val="Normal"/>
-              <w:widowControl/>
+              <w:t>0.23</w:t>
+            </w:r>
+          </w:p>
+        </w:tc>
+        <w:tc>
+          <w:tcPr>
+            <w:tcW w:w="1706" w:type="dxa"/>
+            <w:tcBorders/>
+          </w:tcPr>
+          <w:p>
+            <w:pPr>
+              <w:pStyle w:val="Normal"/>
+              <w:widowControl/>
+              <w:suppressAutoHyphens w:val="true"/>
               <w:spacing w:lineRule="auto" w:line="264" w:before="0" w:after="293"/>
               <w:ind w:hanging="0" w:left="0" w:right="104"/>
               <w:jc w:val="left"/>
@@ -2539,18 +2741,20 @@
                 <w:szCs w:val="24"/>
                 <w:lang w:val="en-US" w:eastAsia="en-US" w:bidi="ar-SA"/>
               </w:rPr>
-            </w:r>
-          </w:p>
-        </w:tc>
-        <w:tc>
-          <w:tcPr>
-            <w:tcW w:w="1713" w:type="dxa"/>
-            <w:tcBorders/>
-          </w:tcPr>
-          <w:p>
-            <w:pPr>
-              <w:pStyle w:val="Normal"/>
-              <w:widowControl/>
+              <w:t>2.4</w:t>
+            </w:r>
+          </w:p>
+        </w:tc>
+        <w:tc>
+          <w:tcPr>
+            <w:tcW w:w="1714" w:type="dxa"/>
+            <w:tcBorders/>
+          </w:tcPr>
+          <w:p>
+            <w:pPr>
+              <w:pStyle w:val="Normal"/>
+              <w:widowControl/>
+              <w:suppressAutoHyphens w:val="true"/>
               <w:spacing w:lineRule="auto" w:line="264" w:before="0" w:after="293"/>
               <w:ind w:hanging="0" w:left="0" w:right="104"/>
               <w:jc w:val="left"/>
@@ -2574,6 +2778,7 @@
                 <w:szCs w:val="24"/>
                 <w:lang w:val="en-US" w:eastAsia="en-US" w:bidi="ar-SA"/>
               </w:rPr>
+              <w:t>1.02 m/s^2</w:t>
             </w:r>
           </w:p>
         </w:tc>
@@ -2589,6 +2794,7 @@
             <w:pPr>
               <w:pStyle w:val="Normal"/>
               <w:widowControl/>
+              <w:suppressAutoHyphens w:val="true"/>
               <w:spacing w:lineRule="auto" w:line="264" w:before="0" w:after="293"/>
               <w:ind w:hanging="0" w:left="0" w:right="104"/>
               <w:jc w:val="left"/>
@@ -2622,6 +2828,7 @@
             <w:pPr>
               <w:pStyle w:val="Normal"/>
               <w:widowControl/>
+              <w:suppressAutoHyphens w:val="true"/>
               <w:spacing w:lineRule="auto" w:line="264" w:before="0" w:after="293"/>
               <w:ind w:hanging="0" w:left="0" w:right="104"/>
               <w:jc w:val="left"/>
@@ -2645,6 +2852,7 @@
                 <w:szCs w:val="24"/>
                 <w:lang w:val="en-US" w:eastAsia="en-US" w:bidi="ar-SA"/>
               </w:rPr>
+              <w:t>0.54</w:t>
             </w:r>
           </w:p>
         </w:tc>
@@ -2657,6 +2865,7 @@
             <w:pPr>
               <w:pStyle w:val="Normal"/>
               <w:widowControl/>
+              <w:suppressAutoHyphens w:val="true"/>
               <w:spacing w:lineRule="auto" w:line="264" w:before="0" w:after="293"/>
               <w:ind w:hanging="0" w:left="0" w:right="104"/>
               <w:jc w:val="left"/>
@@ -2680,18 +2889,20 @@
                 <w:szCs w:val="24"/>
                 <w:lang w:val="en-US" w:eastAsia="en-US" w:bidi="ar-SA"/>
               </w:rPr>
-            </w:r>
-          </w:p>
-        </w:tc>
-        <w:tc>
-          <w:tcPr>
-            <w:tcW w:w="1707" w:type="dxa"/>
-            <w:tcBorders/>
-          </w:tcPr>
-          <w:p>
-            <w:pPr>
-              <w:pStyle w:val="Normal"/>
-              <w:widowControl/>
+              <w:t>0.21</w:t>
+            </w:r>
+          </w:p>
+        </w:tc>
+        <w:tc>
+          <w:tcPr>
+            <w:tcW w:w="1706" w:type="dxa"/>
+            <w:tcBorders/>
+          </w:tcPr>
+          <w:p>
+            <w:pPr>
+              <w:pStyle w:val="Normal"/>
+              <w:widowControl/>
+              <w:suppressAutoHyphens w:val="true"/>
               <w:spacing w:lineRule="auto" w:line="264" w:before="0" w:after="293"/>
               <w:ind w:hanging="0" w:left="0" w:right="104"/>
               <w:jc w:val="left"/>
@@ -2715,18 +2926,20 @@
                 <w:szCs w:val="24"/>
                 <w:lang w:val="en-US" w:eastAsia="en-US" w:bidi="ar-SA"/>
               </w:rPr>
-            </w:r>
-          </w:p>
-        </w:tc>
-        <w:tc>
-          <w:tcPr>
-            <w:tcW w:w="1713" w:type="dxa"/>
-            <w:tcBorders/>
-          </w:tcPr>
-          <w:p>
-            <w:pPr>
-              <w:pStyle w:val="Normal"/>
-              <w:widowControl/>
+              <w:t>2.37</w:t>
+            </w:r>
+          </w:p>
+        </w:tc>
+        <w:tc>
+          <w:tcPr>
+            <w:tcW w:w="1714" w:type="dxa"/>
+            <w:tcBorders/>
+          </w:tcPr>
+          <w:p>
+            <w:pPr>
+              <w:pStyle w:val="Normal"/>
+              <w:widowControl/>
+              <w:suppressAutoHyphens w:val="true"/>
               <w:spacing w:lineRule="auto" w:line="264" w:before="0" w:after="293"/>
               <w:ind w:hanging="0" w:left="0" w:right="104"/>
               <w:jc w:val="left"/>
@@ -2750,6 +2963,7 @@
                 <w:szCs w:val="24"/>
                 <w:lang w:val="en-US" w:eastAsia="en-US" w:bidi="ar-SA"/>
               </w:rPr>
+              <w:t>1.08 m/s^2</w:t>
             </w:r>
           </w:p>
         </w:tc>
@@ -2765,6 +2979,7 @@
             <w:pPr>
               <w:pStyle w:val="Normal"/>
               <w:widowControl/>
+              <w:suppressAutoHyphens w:val="true"/>
               <w:spacing w:lineRule="auto" w:line="264" w:before="0" w:after="293"/>
               <w:ind w:hanging="0" w:left="0" w:right="104"/>
               <w:jc w:val="left"/>
@@ -2798,6 +3013,7 @@
             <w:pPr>
               <w:pStyle w:val="Normal"/>
               <w:widowControl/>
+              <w:suppressAutoHyphens w:val="true"/>
               <w:spacing w:lineRule="auto" w:line="264" w:before="0" w:after="293"/>
               <w:ind w:hanging="0" w:left="0" w:right="104"/>
               <w:jc w:val="left"/>
@@ -2821,6 +3037,7 @@
                 <w:szCs w:val="24"/>
                 <w:lang w:val="en-US" w:eastAsia="en-US" w:bidi="ar-SA"/>
               </w:rPr>
+              <w:t>0.56</w:t>
             </w:r>
           </w:p>
         </w:tc>
@@ -2833,6 +3050,7 @@
             <w:pPr>
               <w:pStyle w:val="Normal"/>
               <w:widowControl/>
+              <w:suppressAutoHyphens w:val="true"/>
               <w:spacing w:lineRule="auto" w:line="264" w:before="0" w:after="293"/>
               <w:ind w:hanging="0" w:left="0" w:right="104"/>
               <w:jc w:val="left"/>
@@ -2856,18 +3074,20 @@
                 <w:szCs w:val="24"/>
                 <w:lang w:val="en-US" w:eastAsia="en-US" w:bidi="ar-SA"/>
               </w:rPr>
-            </w:r>
-          </w:p>
-        </w:tc>
-        <w:tc>
-          <w:tcPr>
-            <w:tcW w:w="1707" w:type="dxa"/>
-            <w:tcBorders/>
-          </w:tcPr>
-          <w:p>
-            <w:pPr>
-              <w:pStyle w:val="Normal"/>
-              <w:widowControl/>
+              <w:t>0.3</w:t>
+            </w:r>
+          </w:p>
+        </w:tc>
+        <w:tc>
+          <w:tcPr>
+            <w:tcW w:w="1706" w:type="dxa"/>
+            <w:tcBorders/>
+          </w:tcPr>
+          <w:p>
+            <w:pPr>
+              <w:pStyle w:val="Normal"/>
+              <w:widowControl/>
+              <w:suppressAutoHyphens w:val="true"/>
               <w:spacing w:lineRule="auto" w:line="264" w:before="0" w:after="293"/>
               <w:ind w:hanging="0" w:left="0" w:right="104"/>
               <w:jc w:val="left"/>
@@ -2891,18 +3111,20 @@
                 <w:szCs w:val="24"/>
                 <w:lang w:val="en-US" w:eastAsia="en-US" w:bidi="ar-SA"/>
               </w:rPr>
-            </w:r>
-          </w:p>
-        </w:tc>
-        <w:tc>
-          <w:tcPr>
-            <w:tcW w:w="1713" w:type="dxa"/>
-            <w:tcBorders/>
-          </w:tcPr>
-          <w:p>
-            <w:pPr>
-              <w:pStyle w:val="Normal"/>
-              <w:widowControl/>
+              <w:t>2.42</w:t>
+            </w:r>
+          </w:p>
+        </w:tc>
+        <w:tc>
+          <w:tcPr>
+            <w:tcW w:w="1714" w:type="dxa"/>
+            <w:tcBorders/>
+          </w:tcPr>
+          <w:p>
+            <w:pPr>
+              <w:pStyle w:val="Normal"/>
+              <w:widowControl/>
+              <w:suppressAutoHyphens w:val="true"/>
               <w:spacing w:lineRule="auto" w:line="264" w:before="0" w:after="293"/>
               <w:ind w:hanging="0" w:left="0" w:right="104"/>
               <w:jc w:val="left"/>
@@ -2926,6 +3148,7 @@
                 <w:szCs w:val="24"/>
                 <w:lang w:val="en-US" w:eastAsia="en-US" w:bidi="ar-SA"/>
               </w:rPr>
+              <w:t>1.12 m/s^2</w:t>
             </w:r>
           </w:p>
         </w:tc>
@@ -2941,6 +3164,7 @@
             <w:pPr>
               <w:pStyle w:val="Normal"/>
               <w:widowControl/>
+              <w:suppressAutoHyphens w:val="true"/>
               <w:spacing w:lineRule="auto" w:line="264" w:before="0" w:after="293"/>
               <w:ind w:hanging="0" w:left="0" w:right="104"/>
               <w:jc w:val="left"/>
@@ -2975,6 +3199,7 @@
             <w:pPr>
               <w:pStyle w:val="Normal"/>
               <w:widowControl/>
+              <w:suppressAutoHyphens w:val="true"/>
               <w:spacing w:lineRule="auto" w:line="264" w:before="0" w:after="293"/>
               <w:ind w:hanging="0" w:left="0" w:right="104"/>
               <w:jc w:val="left"/>
@@ -3011,6 +3236,7 @@
             <w:pPr>
               <w:pStyle w:val="Normal"/>
               <w:widowControl/>
+              <w:suppressAutoHyphens w:val="true"/>
               <w:spacing w:lineRule="auto" w:line="264" w:before="0" w:after="293"/>
               <w:ind w:hanging="0" w:left="0" w:right="104"/>
               <w:jc w:val="left"/>
@@ -3039,7 +3265,7 @@
         </w:tc>
         <w:tc>
           <w:tcPr>
-            <w:tcW w:w="1707" w:type="dxa"/>
+            <w:tcW w:w="1706" w:type="dxa"/>
             <w:tcBorders/>
             <w:shd w:color="auto" w:fill="000000" w:themeFill="text1" w:val="clear"/>
           </w:tcPr>
@@ -3047,6 +3273,7 @@
             <w:pPr>
               <w:pStyle w:val="Normal"/>
               <w:widowControl/>
+              <w:suppressAutoHyphens w:val="true"/>
               <w:spacing w:lineRule="auto" w:line="264" w:before="0" w:after="293"/>
               <w:ind w:hanging="0" w:left="0" w:right="104"/>
               <w:jc w:val="left"/>
@@ -3075,13 +3302,14 @@
         </w:tc>
         <w:tc>
           <w:tcPr>
-            <w:tcW w:w="1713" w:type="dxa"/>
-            <w:tcBorders/>
-          </w:tcPr>
-          <w:p>
-            <w:pPr>
-              <w:pStyle w:val="Normal"/>
-              <w:widowControl/>
+            <w:tcW w:w="1714" w:type="dxa"/>
+            <w:tcBorders/>
+          </w:tcPr>
+          <w:p>
+            <w:pPr>
+              <w:pStyle w:val="Normal"/>
+              <w:widowControl/>
+              <w:suppressAutoHyphens w:val="true"/>
               <w:spacing w:lineRule="auto" w:line="264" w:before="0" w:after="293"/>
               <w:ind w:hanging="0" w:left="0" w:right="104"/>
               <w:jc w:val="left"/>
@@ -3105,6 +3333,7 @@
                 <w:szCs w:val="24"/>
                 <w:lang w:val="en-US" w:eastAsia="en-US" w:bidi="ar-SA"/>
               </w:rPr>
+              <w:t>1.07 m/s^2 +- 0.04</w:t>
             </w:r>
           </w:p>
         </w:tc>
@@ -3181,6 +3410,7 @@
           <w:color w:val="FFFFFF"/>
           <w:sz w:val="24"/>
         </w:rPr>
+        <w:t>My coefficient of kinetic friction is 0.12</w:t>
       </w:r>
     </w:p>
     <w:p>
@@ -3298,6 +3528,16 @@
           <w:color w:val="FFFFFF"/>
           <w:sz w:val="24"/>
         </w:rPr>
+        <w:t xml:space="preserve">My </w:t>
+      </w:r>
+      <w:r>
+        <w:rPr>
+          <w:rFonts w:cs="Times New Roman" w:ascii="Times New Roman" w:hAnsi="Times New Roman"/>
+          <w:bCs/>
+          <w:color w:val="FFFFFF"/>
+          <w:sz w:val="24"/>
+        </w:rPr>
+        <w:t>static friction was higher than my kinetic friction coefficient, which is what I expected.</w:t>
       </w:r>
     </w:p>
     <w:p>
@@ -3490,6 +3730,7 @@
             <w:pPr>
               <w:pStyle w:val="Normal"/>
               <w:widowControl/>
+              <w:suppressAutoHyphens w:val="true"/>
               <w:spacing w:lineRule="auto" w:line="264" w:before="0" w:after="293"/>
               <w:ind w:hanging="0" w:left="0" w:right="104"/>
               <w:jc w:val="left"/>
@@ -3523,6 +3764,7 @@
             <w:pPr>
               <w:pStyle w:val="Normal"/>
               <w:widowControl/>
+              <w:suppressAutoHyphens w:val="true"/>
               <w:spacing w:lineRule="auto" w:line="264" w:before="0" w:after="293"/>
               <w:ind w:hanging="0" w:left="0" w:right="104"/>
               <w:jc w:val="left"/>
@@ -3559,6 +3801,7 @@
             <w:pPr>
               <w:pStyle w:val="Normal"/>
               <w:widowControl/>
+              <w:suppressAutoHyphens w:val="true"/>
               <w:spacing w:lineRule="auto" w:line="264" w:before="0" w:after="293"/>
               <w:ind w:hanging="0" w:left="0" w:right="104"/>
               <w:jc w:val="left"/>
@@ -3592,6 +3835,7 @@
             <w:pPr>
               <w:pStyle w:val="Normal"/>
               <w:widowControl/>
+              <w:suppressAutoHyphens w:val="true"/>
               <w:spacing w:lineRule="auto" w:line="264" w:before="0" w:after="293"/>
               <w:ind w:hanging="0" w:left="0" w:right="104"/>
               <w:jc w:val="left"/>
@@ -3615,6 +3859,7 @@
                 <w:szCs w:val="24"/>
                 <w:lang w:val="en-US" w:eastAsia="en-US" w:bidi="ar-SA"/>
               </w:rPr>
+              <w:t>1.2 m/s^2</w:t>
             </w:r>
           </w:p>
         </w:tc>
@@ -3630,6 +3875,7 @@
             <w:pPr>
               <w:pStyle w:val="Normal"/>
               <w:widowControl/>
+              <w:suppressAutoHyphens w:val="true"/>
               <w:spacing w:lineRule="auto" w:line="264" w:before="0" w:after="293"/>
               <w:ind w:hanging="0" w:left="0" w:right="104"/>
               <w:jc w:val="left"/>
@@ -3663,6 +3909,7 @@
             <w:pPr>
               <w:pStyle w:val="Normal"/>
               <w:widowControl/>
+              <w:suppressAutoHyphens w:val="true"/>
               <w:spacing w:lineRule="auto" w:line="264" w:before="0" w:after="293"/>
               <w:ind w:hanging="0" w:left="0" w:right="104"/>
               <w:jc w:val="left"/>
@@ -3686,6 +3933,7 @@
                 <w:szCs w:val="24"/>
                 <w:lang w:val="en-US" w:eastAsia="en-US" w:bidi="ar-SA"/>
               </w:rPr>
+              <w:t>1.09 m/s^2</w:t>
             </w:r>
           </w:p>
         </w:tc>
@@ -3701,6 +3949,7 @@
             <w:pPr>
               <w:pStyle w:val="Normal"/>
               <w:widowControl/>
+              <w:suppressAutoHyphens w:val="true"/>
               <w:spacing w:lineRule="auto" w:line="264" w:before="0" w:after="293"/>
               <w:ind w:hanging="0" w:left="0" w:right="104"/>
               <w:jc w:val="left"/>
@@ -3734,6 +3983,7 @@
             <w:pPr>
               <w:pStyle w:val="Normal"/>
               <w:widowControl/>
+              <w:suppressAutoHyphens w:val="true"/>
               <w:spacing w:lineRule="auto" w:line="264" w:before="0" w:after="293"/>
               <w:ind w:hanging="0" w:left="0" w:right="104"/>
               <w:jc w:val="left"/>
@@ -3757,6 +4007,7 @@
                 <w:szCs w:val="24"/>
                 <w:lang w:val="en-US" w:eastAsia="en-US" w:bidi="ar-SA"/>
               </w:rPr>
+              <w:t>1.13 m/s^2</w:t>
             </w:r>
           </w:p>
         </w:tc>
@@ -3772,6 +4023,7 @@
             <w:pPr>
               <w:pStyle w:val="Normal"/>
               <w:widowControl/>
+              <w:suppressAutoHyphens w:val="true"/>
               <w:spacing w:lineRule="auto" w:line="264" w:before="0" w:after="293"/>
               <w:ind w:hanging="0" w:left="0" w:right="104"/>
               <w:jc w:val="left"/>
@@ -3805,6 +4057,7 @@
             <w:pPr>
               <w:pStyle w:val="Normal"/>
               <w:widowControl/>
+              <w:suppressAutoHyphens w:val="true"/>
               <w:spacing w:lineRule="auto" w:line="264" w:before="0" w:after="293"/>
               <w:ind w:hanging="0" w:left="0" w:right="104"/>
               <w:jc w:val="left"/>
@@ -3828,6 +4081,7 @@
                 <w:szCs w:val="24"/>
                 <w:lang w:val="en-US" w:eastAsia="en-US" w:bidi="ar-SA"/>
               </w:rPr>
+              <w:t>1.14 +- 0.02</w:t>
             </w:r>
           </w:p>
         </w:tc>
@@ -3843,6 +4097,7 @@
             <w:pPr>
               <w:pStyle w:val="Normal"/>
               <w:widowControl/>
+              <w:suppressAutoHyphens w:val="true"/>
               <w:spacing w:lineRule="auto" w:line="264" w:before="0" w:after="293"/>
               <w:ind w:hanging="0" w:left="0" w:right="104"/>
               <w:jc w:val="left"/>
@@ -3878,6 +4133,7 @@
             <w:pPr>
               <w:pStyle w:val="Normal"/>
               <w:widowControl/>
+              <w:suppressAutoHyphens w:val="true"/>
               <w:spacing w:lineRule="auto" w:line="264" w:before="0" w:after="293"/>
               <w:ind w:hanging="0" w:left="0" w:right="104"/>
               <w:jc w:val="left"/>
@@ -3977,12 +4233,13 @@
           <w:color w:val="FFFFFF"/>
           <w:sz w:val="24"/>
         </w:rPr>
+        <w:t>My calculation was fairly accurate, but the directly measured acceleration provided better values, and the error was smaller. Nothing in particular stands out about either method, although it seems that the direct measurement could be more prone to error as it’s a measurement of a single point in time as compared to an average over time. The direct calculation likely yields a more reliable coefficient, as it has a lower error.</w:t>
       </w:r>
     </w:p>
     <w:sectPr>
-      <w:headerReference w:type="even" r:id="rId2"/>
-      <w:headerReference w:type="default" r:id="rId3"/>
-      <w:headerReference w:type="first" r:id="rId4"/>
+      <w:headerReference w:type="even" r:id="rId5"/>
+      <w:headerReference w:type="default" r:id="rId6"/>
+      <w:headerReference w:type="first" r:id="rId7"/>
       <w:type w:val="nextPage"/>
       <w:pgSz w:w="12240" w:h="15840"/>
       <w:pgMar w:left="1836" w:right="1836" w:gutter="0" w:header="1145" w:top="1901" w:footer="0" w:bottom="2031"/>
@@ -4880,6 +5137,7 @@
     <w:rsid w:val="00ad75d7"/>
     <w:pPr>
       <w:widowControl/>
+      <w:suppressAutoHyphens w:val="true"/>
       <w:bidi w:val="0"/>
       <w:spacing w:lineRule="auto" w:line="262" w:before="0" w:after="94"/>
       <w:ind w:hanging="10" w:left="10"/>
